--- a/SoftwareTestingReport.docx
+++ b/SoftwareTestingReport.docx
@@ -2,8 +2,6 @@
 <file path=word/document.xml><?xml version="1.0" encoding="utf-8"?>
 <w:document xmlns:wpc="http://schemas.microsoft.com/office/word/2010/wordprocessingCanvas" xmlns:cx="http://schemas.microsoft.com/office/drawing/2014/chartex" xmlns:cx1="http://schemas.microsoft.com/office/drawing/2015/9/8/chartex" xmlns:mc="http://schemas.openxmlformats.org/markup-compatibility/2006" xmlns:o="urn:schemas-microsoft-com:office:office" xmlns:r="http://schemas.openxmlformats.org/officeDocument/2006/relationships" xmlns:m="http://schemas.openxmlformats.org/officeDocument/2006/math" xmlns:v="urn:schemas-microsoft-com:vml" xmlns:wp14="http://schemas.microsoft.com/office/word/2010/wordprocessingDrawing" xmlns:wp="http://schemas.openxmlformats.org/drawingml/2006/wordprocessingDrawing" xmlns:w10="urn:schemas-microsoft-com:office:word" xmlns:w="http://schemas.openxmlformats.org/wordprocessingml/2006/main" xmlns:w14="http://schemas.microsoft.com/office/word/2010/wordml" xmlns:w15="http://schemas.microsoft.com/office/word/2012/wordml" xmlns:w16se="http://schemas.microsoft.com/office/word/2015/wordml/symex" xmlns:wpg="http://schemas.microsoft.com/office/word/2010/wordprocessingGroup" xmlns:wpi="http://schemas.microsoft.com/office/word/2010/wordprocessingInk" xmlns:wne="http://schemas.microsoft.com/office/word/2006/wordml" xmlns:wps="http://schemas.microsoft.com/office/word/2010/wordprocessingShape" mc:Ignorable="w14 w15 w16se wp14">
   <w:body>
-    <w:bookmarkStart w:id="0" w:name="_GoBack" w:displacedByCustomXml="next"/>
-    <w:bookmarkEnd w:id="0" w:displacedByCustomXml="next"/>
     <w:sdt>
       <w:sdtPr>
         <w:id w:val="-1661690288"/>
@@ -1028,23 +1026,23 @@
       <w:pPr>
         <w:pStyle w:val="Heading1"/>
       </w:pPr>
-      <w:bookmarkStart w:id="1" w:name="_Toc230773967"/>
+      <w:bookmarkStart w:id="0" w:name="_Toc230773967"/>
       <w:r>
         <w:lastRenderedPageBreak/>
         <w:t>Application Description</w:t>
       </w:r>
-      <w:bookmarkEnd w:id="1"/>
+      <w:bookmarkEnd w:id="0"/>
     </w:p>
     <w:p/>
     <w:p>
       <w:pPr>
         <w:pStyle w:val="Heading2"/>
       </w:pPr>
-      <w:bookmarkStart w:id="2" w:name="_Toc230773968"/>
+      <w:bookmarkStart w:id="1" w:name="_Toc230773968"/>
       <w:r>
         <w:t>Purpose of the application</w:t>
       </w:r>
-      <w:bookmarkEnd w:id="2"/>
+      <w:bookmarkEnd w:id="1"/>
     </w:p>
     <w:p>
       <w:r>
@@ -1056,11 +1054,11 @@
       <w:pPr>
         <w:pStyle w:val="Heading2"/>
       </w:pPr>
-      <w:bookmarkStart w:id="3" w:name="_Toc230773969"/>
+      <w:bookmarkStart w:id="2" w:name="_Toc230773969"/>
       <w:r>
         <w:t>Main system functions</w:t>
       </w:r>
-      <w:bookmarkEnd w:id="3"/>
+      <w:bookmarkEnd w:id="2"/>
       <w:r>
         <w:t xml:space="preserve"> </w:t>
       </w:r>
@@ -1074,11 +1072,11 @@
       <w:pPr>
         <w:pStyle w:val="Heading2"/>
       </w:pPr>
-      <w:bookmarkStart w:id="4" w:name="_Toc230773970"/>
+      <w:bookmarkStart w:id="3" w:name="_Toc230773970"/>
       <w:r>
         <w:t>User inputs captured</w:t>
       </w:r>
-      <w:bookmarkEnd w:id="4"/>
+      <w:bookmarkEnd w:id="3"/>
     </w:p>
     <w:p>
       <w:r>
@@ -1094,12 +1092,12 @@
       <w:pPr>
         <w:pStyle w:val="Heading2"/>
       </w:pPr>
-      <w:bookmarkStart w:id="5" w:name="_Toc230773971"/>
+      <w:bookmarkStart w:id="4" w:name="_Toc230773971"/>
       <w:r>
         <w:lastRenderedPageBreak/>
         <w:t>Test cases</w:t>
       </w:r>
-      <w:bookmarkEnd w:id="5"/>
+      <w:bookmarkEnd w:id="4"/>
     </w:p>
     <w:tbl>
       <w:tblPr>
@@ -1452,12 +1450,12 @@
       <w:pPr>
         <w:pStyle w:val="Heading2"/>
       </w:pPr>
-      <w:bookmarkStart w:id="6" w:name="_Toc230773972"/>
+      <w:bookmarkStart w:id="5" w:name="_Toc230773972"/>
       <w:r>
         <w:lastRenderedPageBreak/>
         <w:t>Identified Defects</w:t>
       </w:r>
-      <w:bookmarkEnd w:id="6"/>
+      <w:bookmarkEnd w:id="5"/>
     </w:p>
     <w:p>
       <w:r>
@@ -1473,24 +1471,37 @@
       <w:pPr>
         <w:pStyle w:val="Heading2"/>
       </w:pPr>
-      <w:bookmarkStart w:id="7" w:name="_Toc230773973"/>
+      <w:bookmarkStart w:id="6" w:name="_Toc230773973"/>
       <w:r>
         <w:lastRenderedPageBreak/>
         <w:t>Recommendations for improvements</w:t>
       </w:r>
+      <w:bookmarkEnd w:id="6"/>
+    </w:p>
+    <w:p>
+      <w:r>
+        <w:t>Correct the massage for the delete and find function. Make the add function only add if the record does not exist. Add a way for the system to display the record that was found.</w:t>
+      </w:r>
+    </w:p>
+    <w:p>
+      <w:r>
+        <w:br w:type="page"/>
+      </w:r>
+      <w:bookmarkStart w:id="7" w:name="_GoBack"/>
       <w:bookmarkEnd w:id="7"/>
     </w:p>
     <w:p>
+      <w:pPr>
+        <w:pStyle w:val="Heading2"/>
+      </w:pPr>
       <w:r>
-        <w:t xml:space="preserve">Correct the massage for the delete and find function. Make the add function only add if the record does not exist. Add a way for the system to display the record that </w:t>
+        <w:lastRenderedPageBreak/>
+        <w:t>GitHub Link</w:t>
       </w:r>
-      <w:proofErr w:type="gramStart"/>
+    </w:p>
+    <w:p>
       <w:r>
-        <w:t>was found</w:t>
-      </w:r>
-      <w:proofErr w:type="gramEnd"/>
-      <w:r>
-        <w:t>.</w:t>
+        <w:t>https://github.com/TopHatBandet/SDT621SA.git</w:t>
       </w:r>
     </w:p>
     <w:sectPr>
@@ -2399,7 +2410,7 @@
 </file>
 
 <file path=customXml/itemProps1.xml><?xml version="1.0" encoding="utf-8"?>
-<ds:datastoreItem xmlns:ds="http://schemas.openxmlformats.org/officeDocument/2006/customXml" ds:itemID="{E69211C3-F3EA-4322-B139-21C6C7756EF0}">
+<ds:datastoreItem xmlns:ds="http://schemas.openxmlformats.org/officeDocument/2006/customXml" ds:itemID="{76702FFB-88D7-4C14-AF50-4B4AE10A1359}">
   <ds:schemaRefs>
     <ds:schemaRef ds:uri="http://schemas.openxmlformats.org/officeDocument/2006/bibliography"/>
   </ds:schemaRefs>
